--- a/Self Management Review Template/Matt Baker Self Management Review Section.docx
+++ b/Self Management Review Template/Matt Baker Self Management Review Section.docx
@@ -4,6 +4,15 @@
   <w:body>
     <w:sdt>
       <w:sdtPr>
+        <w:rPr>
+          <w:rFonts w:asciiTheme="minorHAnsi" w:eastAsiaTheme="minorHAnsi" w:hAnsiTheme="minorHAnsi" w:cstheme="minorBidi"/>
+          <w:color w:val="auto"/>
+          <w:kern w:val="2"/>
+          <w:sz w:val="24"/>
+          <w:szCs w:val="24"/>
+          <w:lang w:val="en-NZ"/>
+          <w14:ligatures w14:val="standardContextual"/>
+        </w:rPr>
         <w:id w:val="1380741418"/>
         <w:docPartObj>
           <w:docPartGallery w:val="Table of Contents"/>
@@ -12,16 +21,9 @@
       </w:sdtPr>
       <w:sdtEndPr>
         <w:rPr>
-          <w:rFonts w:asciiTheme="minorHAnsi" w:eastAsiaTheme="minorHAnsi" w:hAnsiTheme="minorHAnsi" w:cstheme="minorBidi"/>
           <w:b/>
           <w:bCs/>
           <w:noProof/>
-          <w:color w:val="auto"/>
-          <w:kern w:val="2"/>
-          <w:sz w:val="24"/>
-          <w:szCs w:val="24"/>
-          <w:lang w:val="en-NZ"/>
-          <w14:ligatures w14:val="standardContextual"/>
         </w:rPr>
       </w:sdtEndPr>
       <w:sdtContent>
@@ -2022,12 +2024,12 @@
         <w:rPr>
           <w:lang w:val="en-US"/>
         </w:rPr>
-      </w:r>
-      <w:r>
-        <w:rPr>
-          <w:lang w:val="en-US"/>
-        </w:rPr>
         <w:instrText xml:space="preserve"> \* MERGEFORMAT </w:instrText>
+      </w:r>
+      <w:r>
+        <w:rPr>
+          <w:lang w:val="en-US"/>
+        </w:rPr>
       </w:r>
       <w:r>
         <w:rPr>
@@ -2327,17 +2329,17 @@
         <w:rPr>
           <w:lang w:val="en-US"/>
         </w:rPr>
-      </w:r>
-      <w:r>
-        <w:rPr>
-          <w:lang w:val="en-US"/>
-        </w:rPr>
         <w:instrText xml:space="preserve"> \* MERGEFORMAT </w:instrText>
       </w:r>
       <w:r>
         <w:rPr>
           <w:lang w:val="en-US"/>
         </w:rPr>
+      </w:r>
+      <w:r>
+        <w:rPr>
+          <w:lang w:val="en-US"/>
+        </w:rPr>
         <w:fldChar w:fldCharType="separate"/>
       </w:r>
       <w:r>
@@ -2489,27 +2491,13 @@
           <w:lang w:val="en-US"/>
         </w:rPr>
         <w:lastRenderedPageBreak/>
-        <w:t xml:space="preserve">content and screenshots, but for auditing </w:t>
-      </w:r>
-      <w:proofErr w:type="gramStart"/>
-      <w:r>
-        <w:rPr>
-          <w:lang w:val="en-US"/>
-        </w:rPr>
-        <w:t xml:space="preserve">and </w:t>
-      </w:r>
-      <w:r>
-        <w:rPr>
-          <w:lang w:val="en-US"/>
-        </w:rPr>
-        <w:t xml:space="preserve"> in</w:t>
-      </w:r>
-      <w:proofErr w:type="gramEnd"/>
-      <w:r>
-        <w:rPr>
-          <w:lang w:val="en-US"/>
-        </w:rPr>
-        <w:t xml:space="preserve"> the </w:t>
+        <w:t xml:space="preserve">content and screenshots, but for auditing and </w:t>
+      </w:r>
+      <w:r>
+        <w:rPr>
+          <w:lang w:val="en-US"/>
+        </w:rPr>
+        <w:t xml:space="preserve">in the </w:t>
       </w:r>
       <w:r>
         <w:rPr>
